--- a/tillsyn/A 57321-2024 tillsynsbegäran.docx
+++ b/tillsyn/A 57321-2024 tillsynsbegäran.docx
@@ -1532,7 +1532,7 @@
     <w:r>
       <w:tab/>
       <w:tab/>
-      <w:t>2026-09-14</w:t>
+      <w:t>2026-09-15</w:t>
       <w:br/>
       <w:br/>
     </w:r>

--- a/tillsyn/A 57321-2024 tillsynsbegäran.docx
+++ b/tillsyn/A 57321-2024 tillsynsbegäran.docx
@@ -1532,7 +1532,7 @@
     <w:r>
       <w:tab/>
       <w:tab/>
-      <w:t>2026-09-15</w:t>
+      <w:t>2026-09-16</w:t>
       <w:br/>
       <w:br/>
     </w:r>

--- a/tillsyn/A 57321-2024 tillsynsbegäran.docx
+++ b/tillsyn/A 57321-2024 tillsynsbegäran.docx
@@ -1532,7 +1532,7 @@
     <w:r>
       <w:tab/>
       <w:tab/>
-      <w:t>2026-09-16</w:t>
+      <w:t>2026-09-17</w:t>
       <w:br/>
       <w:br/>
     </w:r>

--- a/tillsyn/A 57321-2024 tillsynsbegäran.docx
+++ b/tillsyn/A 57321-2024 tillsynsbegäran.docx
@@ -1532,7 +1532,7 @@
     <w:r>
       <w:tab/>
       <w:tab/>
-      <w:t>2026-09-17</w:t>
+      <w:t>2026-09-18</w:t>
       <w:br/>
       <w:br/>
     </w:r>

--- a/tillsyn/A 57321-2024 tillsynsbegäran.docx
+++ b/tillsyn/A 57321-2024 tillsynsbegäran.docx
@@ -1532,7 +1532,7 @@
     <w:r>
       <w:tab/>
       <w:tab/>
-      <w:t>2026-09-18</w:t>
+      <w:t>2026-09-19</w:t>
       <w:br/>
       <w:br/>
     </w:r>

--- a/tillsyn/A 57321-2024 tillsynsbegäran.docx
+++ b/tillsyn/A 57321-2024 tillsynsbegäran.docx
@@ -1532,7 +1532,7 @@
     <w:r>
       <w:tab/>
       <w:tab/>
-      <w:t>2026-09-19</w:t>
+      <w:t>2026-09-21</w:t>
       <w:br/>
       <w:br/>
     </w:r>

--- a/tillsyn/A 57321-2024 tillsynsbegäran.docx
+++ b/tillsyn/A 57321-2024 tillsynsbegäran.docx
@@ -1532,7 +1532,7 @@
     <w:r>
       <w:tab/>
       <w:tab/>
-      <w:t>2026-09-21</w:t>
+      <w:t>2026-09-23</w:t>
       <w:br/>
       <w:br/>
     </w:r>

--- a/tillsyn/A 57321-2024 tillsynsbegäran.docx
+++ b/tillsyn/A 57321-2024 tillsynsbegäran.docx
@@ -1532,7 +1532,7 @@
     <w:r>
       <w:tab/>
       <w:tab/>
-      <w:t>2026-09-23</w:t>
+      <w:t>2026-09-24</w:t>
       <w:br/>
       <w:br/>
     </w:r>

--- a/tillsyn/A 57321-2024 tillsynsbegäran.docx
+++ b/tillsyn/A 57321-2024 tillsynsbegäran.docx
@@ -1532,7 +1532,7 @@
     <w:r>
       <w:tab/>
       <w:tab/>
-      <w:t>2026-09-24</w:t>
+      <w:t>2026-09-25</w:t>
       <w:br/>
       <w:br/>
     </w:r>

--- a/tillsyn/A 57321-2024 tillsynsbegäran.docx
+++ b/tillsyn/A 57321-2024 tillsynsbegäran.docx
@@ -1532,7 +1532,7 @@
     <w:r>
       <w:tab/>
       <w:tab/>
-      <w:t>2026-09-25</w:t>
+      <w:t>2026-09-26</w:t>
       <w:br/>
       <w:br/>
     </w:r>

--- a/tillsyn/A 57321-2024 tillsynsbegäran.docx
+++ b/tillsyn/A 57321-2024 tillsynsbegäran.docx
@@ -1532,7 +1532,7 @@
     <w:r>
       <w:tab/>
       <w:tab/>
-      <w:t>2026-09-26</w:t>
+      <w:t>2026-09-27</w:t>
       <w:br/>
       <w:br/>
     </w:r>

--- a/tillsyn/A 57321-2024 tillsynsbegäran.docx
+++ b/tillsyn/A 57321-2024 tillsynsbegäran.docx
@@ -1532,7 +1532,7 @@
     <w:r>
       <w:tab/>
       <w:tab/>
-      <w:t>2026-09-27</w:t>
+      <w:t>2026-09-28</w:t>
       <w:br/>
       <w:br/>
     </w:r>

--- a/tillsyn/A 57321-2024 tillsynsbegäran.docx
+++ b/tillsyn/A 57321-2024 tillsynsbegäran.docx
@@ -1532,7 +1532,7 @@
     <w:r>
       <w:tab/>
       <w:tab/>
-      <w:t>2026-09-28</w:t>
+      <w:t>2026-09-29</w:t>
       <w:br/>
       <w:br/>
     </w:r>

--- a/tillsyn/A 57321-2024 tillsynsbegäran.docx
+++ b/tillsyn/A 57321-2024 tillsynsbegäran.docx
@@ -1532,7 +1532,7 @@
     <w:r>
       <w:tab/>
       <w:tab/>
-      <w:t>2026-09-29</w:t>
+      <w:t>2026-09-30</w:t>
       <w:br/>
       <w:br/>
     </w:r>

--- a/tillsyn/A 57321-2024 tillsynsbegäran.docx
+++ b/tillsyn/A 57321-2024 tillsynsbegäran.docx
@@ -1532,7 +1532,7 @@
     <w:r>
       <w:tab/>
       <w:tab/>
-      <w:t>2026-09-30</w:t>
+      <w:t>2026-10-01</w:t>
       <w:br/>
       <w:br/>
     </w:r>

--- a/tillsyn/A 57321-2024 tillsynsbegäran.docx
+++ b/tillsyn/A 57321-2024 tillsynsbegäran.docx
@@ -173,7 +173,7 @@
     </w:p>
     <w:p>
       <w:r>
-        <w:t>I det avverkningsanmälda området finns 20 fyndplatser för knärot registrerade på Artportalen. Figur 2 visar gränserna för buffertzoner på 50 m, som behöver lämnas kring fyndplatserna för att knärotslokalerna inte ska försvinna vid en avverkning. Av det avverkningsanmälda området överlappar 2.20 ha med buffertzonerna och får av detta skäl inte avverkas.</w:t>
+        <w:t>I det avverkningsanmälda området finns 21 fyndplatser för knärot registrerade på Artportalen. Figur 2 visar gränserna för buffertzoner på 50 m, som behöver lämnas kring fyndplatserna för att knärotslokalerna inte ska försvinna vid en avverkning. Av det avverkningsanmälda området överlappar 2.20 ha med buffertzonerna och får av detta skäl inte avverkas.</w:t>
       </w:r>
     </w:p>
     <w:p>
@@ -1532,7 +1532,7 @@
     <w:r>
       <w:tab/>
       <w:tab/>
-      <w:t>2026-10-01</w:t>
+      <w:t>2026-10-02</w:t>
       <w:br/>
       <w:br/>
     </w:r>

--- a/tillsyn/A 57321-2024 tillsynsbegäran.docx
+++ b/tillsyn/A 57321-2024 tillsynsbegäran.docx
@@ -1532,7 +1532,7 @@
     <w:r>
       <w:tab/>
       <w:tab/>
-      <w:t>2026-10-02</w:t>
+      <w:t>2026-10-03</w:t>
       <w:br/>
       <w:br/>
     </w:r>

--- a/tillsyn/A 57321-2024 tillsynsbegäran.docx
+++ b/tillsyn/A 57321-2024 tillsynsbegäran.docx
@@ -1532,7 +1532,7 @@
     <w:r>
       <w:tab/>
       <w:tab/>
-      <w:t>2026-10-03</w:t>
+      <w:t>2026-10-04</w:t>
       <w:br/>
       <w:br/>
     </w:r>

--- a/tillsyn/A 57321-2024 tillsynsbegäran.docx
+++ b/tillsyn/A 57321-2024 tillsynsbegäran.docx
@@ -1532,7 +1532,7 @@
     <w:r>
       <w:tab/>
       <w:tab/>
-      <w:t>2026-10-04</w:t>
+      <w:t>2026-10-05</w:t>
       <w:br/>
       <w:br/>
     </w:r>

--- a/tillsyn/A 57321-2024 tillsynsbegäran.docx
+++ b/tillsyn/A 57321-2024 tillsynsbegäran.docx
@@ -1532,7 +1532,7 @@
     <w:r>
       <w:tab/>
       <w:tab/>
-      <w:t>2026-10-05</w:t>
+      <w:t>2026-10-06</w:t>
       <w:br/>
       <w:br/>
     </w:r>

--- a/tillsyn/A 57321-2024 tillsynsbegäran.docx
+++ b/tillsyn/A 57321-2024 tillsynsbegäran.docx
@@ -1532,7 +1532,7 @@
     <w:r>
       <w:tab/>
       <w:tab/>
-      <w:t>2026-10-06</w:t>
+      <w:t>2026-10-07</w:t>
       <w:br/>
       <w:br/>
     </w:r>

--- a/tillsyn/A 57321-2024 tillsynsbegäran.docx
+++ b/tillsyn/A 57321-2024 tillsynsbegäran.docx
@@ -1532,7 +1532,7 @@
     <w:r>
       <w:tab/>
       <w:tab/>
-      <w:t>2026-10-07</w:t>
+      <w:t>2026-10-08</w:t>
       <w:br/>
       <w:br/>
     </w:r>

--- a/tillsyn/A 57321-2024 tillsynsbegäran.docx
+++ b/tillsyn/A 57321-2024 tillsynsbegäran.docx
@@ -1532,7 +1532,7 @@
     <w:r>
       <w:tab/>
       <w:tab/>
-      <w:t>2026-10-08</w:t>
+      <w:t>2026-10-09</w:t>
       <w:br/>
       <w:br/>
     </w:r>

--- a/tillsyn/A 57321-2024 tillsynsbegäran.docx
+++ b/tillsyn/A 57321-2024 tillsynsbegäran.docx
@@ -1532,7 +1532,7 @@
     <w:r>
       <w:tab/>
       <w:tab/>
-      <w:t>2026-10-09</w:t>
+      <w:t>2026-10-10</w:t>
       <w:br/>
       <w:br/>
     </w:r>

--- a/tillsyn/A 57321-2024 tillsynsbegäran.docx
+++ b/tillsyn/A 57321-2024 tillsynsbegäran.docx
@@ -1532,7 +1532,7 @@
     <w:r>
       <w:tab/>
       <w:tab/>
-      <w:t>2026-10-10</w:t>
+      <w:t>2026-10-11</w:t>
       <w:br/>
       <w:br/>
     </w:r>

--- a/tillsyn/A 57321-2024 tillsynsbegäran.docx
+++ b/tillsyn/A 57321-2024 tillsynsbegäran.docx
@@ -1532,7 +1532,7 @@
     <w:r>
       <w:tab/>
       <w:tab/>
-      <w:t>2026-10-11</w:t>
+      <w:t>2026-10-12</w:t>
       <w:br/>
       <w:br/>
     </w:r>

--- a/tillsyn/A 57321-2024 tillsynsbegäran.docx
+++ b/tillsyn/A 57321-2024 tillsynsbegäran.docx
@@ -1532,7 +1532,7 @@
     <w:r>
       <w:tab/>
       <w:tab/>
-      <w:t>2026-10-12</w:t>
+      <w:t>2026-10-13</w:t>
       <w:br/>
       <w:br/>
     </w:r>

--- a/tillsyn/A 57321-2024 tillsynsbegäran.docx
+++ b/tillsyn/A 57321-2024 tillsynsbegäran.docx
@@ -1532,7 +1532,7 @@
     <w:r>
       <w:tab/>
       <w:tab/>
-      <w:t>2026-10-13</w:t>
+      <w:t>2026-10-14</w:t>
       <w:br/>
       <w:br/>
     </w:r>

--- a/tillsyn/A 57321-2024 tillsynsbegäran.docx
+++ b/tillsyn/A 57321-2024 tillsynsbegäran.docx
@@ -1532,7 +1532,7 @@
     <w:r>
       <w:tab/>
       <w:tab/>
-      <w:t>2026-10-14</w:t>
+      <w:t>2026-10-15</w:t>
       <w:br/>
       <w:br/>
     </w:r>

--- a/tillsyn/A 57321-2024 tillsynsbegäran.docx
+++ b/tillsyn/A 57321-2024 tillsynsbegäran.docx
@@ -1532,7 +1532,7 @@
     <w:r>
       <w:tab/>
       <w:tab/>
-      <w:t>2026-10-15</w:t>
+      <w:t>2026-10-16</w:t>
       <w:br/>
       <w:br/>
     </w:r>

--- a/tillsyn/A 57321-2024 tillsynsbegäran.docx
+++ b/tillsyn/A 57321-2024 tillsynsbegäran.docx
@@ -1532,7 +1532,7 @@
     <w:r>
       <w:tab/>
       <w:tab/>
-      <w:t>2026-10-16</w:t>
+      <w:t>2026-10-17</w:t>
       <w:br/>
       <w:br/>
     </w:r>

--- a/tillsyn/A 57321-2024 tillsynsbegäran.docx
+++ b/tillsyn/A 57321-2024 tillsynsbegäran.docx
@@ -1532,7 +1532,7 @@
     <w:r>
       <w:tab/>
       <w:tab/>
-      <w:t>2026-10-17</w:t>
+      <w:t>2026-10-18</w:t>
       <w:br/>
       <w:br/>
     </w:r>

--- a/tillsyn/A 57321-2024 tillsynsbegäran.docx
+++ b/tillsyn/A 57321-2024 tillsynsbegäran.docx
@@ -1532,7 +1532,7 @@
     <w:r>
       <w:tab/>
       <w:tab/>
-      <w:t>2026-10-18</w:t>
+      <w:t>2026-10-19</w:t>
       <w:br/>
       <w:br/>
     </w:r>

--- a/tillsyn/A 57321-2024 tillsynsbegäran.docx
+++ b/tillsyn/A 57321-2024 tillsynsbegäran.docx
@@ -1532,7 +1532,7 @@
     <w:r>
       <w:tab/>
       <w:tab/>
-      <w:t>2026-10-19</w:t>
+      <w:t>2026-10-20</w:t>
       <w:br/>
       <w:br/>
     </w:r>

--- a/tillsyn/A 57321-2024 tillsynsbegäran.docx
+++ b/tillsyn/A 57321-2024 tillsynsbegäran.docx
@@ -1532,7 +1532,7 @@
     <w:r>
       <w:tab/>
       <w:tab/>
-      <w:t>2026-10-20</w:t>
+      <w:t>2026-10-21</w:t>
       <w:br/>
       <w:br/>
     </w:r>

--- a/tillsyn/A 57321-2024 tillsynsbegäran.docx
+++ b/tillsyn/A 57321-2024 tillsynsbegäran.docx
@@ -1532,7 +1532,7 @@
     <w:r>
       <w:tab/>
       <w:tab/>
-      <w:t>2026-10-21</w:t>
+      <w:t>2026-10-22</w:t>
       <w:br/>
       <w:br/>
     </w:r>

--- a/tillsyn/A 57321-2024 tillsynsbegäran.docx
+++ b/tillsyn/A 57321-2024 tillsynsbegäran.docx
@@ -1532,7 +1532,7 @@
     <w:r>
       <w:tab/>
       <w:tab/>
-      <w:t>2026-10-22</w:t>
+      <w:t>2026-10-23</w:t>
       <w:br/>
       <w:br/>
     </w:r>

--- a/tillsyn/A 57321-2024 tillsynsbegäran.docx
+++ b/tillsyn/A 57321-2024 tillsynsbegäran.docx
@@ -1532,7 +1532,7 @@
     <w:r>
       <w:tab/>
       <w:tab/>
-      <w:t>2026-10-23</w:t>
+      <w:t>2026-10-24</w:t>
       <w:br/>
       <w:br/>
     </w:r>

--- a/tillsyn/A 57321-2024 tillsynsbegäran.docx
+++ b/tillsyn/A 57321-2024 tillsynsbegäran.docx
@@ -1532,7 +1532,7 @@
     <w:r>
       <w:tab/>
       <w:tab/>
-      <w:t>2026-10-24</w:t>
+      <w:t>2026-10-25</w:t>
       <w:br/>
       <w:br/>
     </w:r>

--- a/tillsyn/A 57321-2024 tillsynsbegäran.docx
+++ b/tillsyn/A 57321-2024 tillsynsbegäran.docx
@@ -1532,7 +1532,7 @@
     <w:r>
       <w:tab/>
       <w:tab/>
-      <w:t>2026-10-25</w:t>
+      <w:t>2026-10-26</w:t>
       <w:br/>
       <w:br/>
     </w:r>

--- a/tillsyn/A 57321-2024 tillsynsbegäran.docx
+++ b/tillsyn/A 57321-2024 tillsynsbegäran.docx
@@ -22,7 +22,7 @@
       <w:r>
         <w:drawing>
           <wp:inline xmlns:a="http://schemas.openxmlformats.org/drawingml/2006/main" xmlns:pic="http://schemas.openxmlformats.org/drawingml/2006/picture">
-            <wp:extent cx="5486400" cy="4949072"/>
+            <wp:extent cx="5486400" cy="4969811"/>
             <wp:docPr id="1" name="Picture 1"/>
             <wp:cNvGraphicFramePr>
               <a:graphicFrameLocks noChangeAspect="1"/>
@@ -43,7 +43,7 @@
                   <pic:spPr>
                     <a:xfrm>
                       <a:off x="0" y="0"/>
-                      <a:ext cx="5486400" cy="4949072"/>
+                      <a:ext cx="5486400" cy="4969811"/>
                     </a:xfrm>
                     <a:prstGeom prst="rect"/>
                   </pic:spPr>
@@ -65,7 +65,7 @@
     </w:p>
     <w:p>
       <w:r>
-        <w:t>I och inom 25 meter från avverkningsanmälan finns fynd av 20 naturvårdsarter, varav 10 är rödlistade, 5 är fridlysta, 16 är typiska (T) och 6 är signalarter (S): gul taggsvamp (VU, T), knärot (VU, T, §8), dofttaggsvamp (NT, T), gropticka (NT, T), rovspindling (NT), rynkskinn (NT, T), tretåig hackspett (NT, T, §4), ullticka (NT, T), vedtrappmossa (NT, T), vårärt (NT, T), blåmossa (S, T), bollvitmossa (S, T), svavelriska (S), tibast (S, T), trådticka (S, T), vedticka (S, T), blåsippa (T, §9), liljekonvalj (T), fläcknycklar (§8) och revlummer (§9). Se Figur 1.</w:t>
+        <w:t>I och inom 25 meter från avverkningsanmälan finns fynd av 21 naturvårdsarter, varav 10 är rödlistade, 5 är fridlysta, 17 är typiska (T) och 6 är signalarter (S): gul taggsvamp (VU, T), knärot (VU, T, §8), dofttaggsvamp (NT, T), gropticka (NT, T), rovspindling (NT), rynkskinn (NT, T), tretåig hackspett (NT, T, §4), ullticka (NT, T), vedtrappmossa (NT, T), vårärt (NT, T), blåmossa (S, T), bollvitmossa (S, T), svavelriska (S), tibast (S, T), trådticka (S, T), vedticka (S, T), blåsippa (T, §9), kransmossa (T), liljekonvalj (T), fläcknycklar (§8) och revlummer (§9). Se Figur 1.</w:t>
       </w:r>
     </w:p>
     <w:p>
@@ -599,6 +599,35 @@
         <w:rPr>
           <w:b/>
         </w:rPr>
+        <w:t>Kransmossa</w:t>
+      </w:r>
+      <w:r>
+        <w:t xml:space="preserve"> är typisk art för </w:t>
+      </w:r>
+      <w:r>
+        <w:rPr>
+          <w:i/>
+        </w:rPr>
+        <w:t xml:space="preserve">9050 Näringsrik granskog </w:t>
+      </w:r>
+      <w:r>
+        <w:t xml:space="preserve">och </w:t>
+      </w:r>
+      <w:r>
+        <w:rPr>
+          <w:i/>
+        </w:rPr>
+        <w:t xml:space="preserve">6170 Alpina kalkgräsmarker </w:t>
+      </w:r>
+      <w:r>
+        <w:t>(SLU Artdatabanken, 2025).</w:t>
+      </w:r>
+    </w:p>
+    <w:p>
+      <w:r>
+        <w:rPr>
+          <w:b/>
+        </w:rPr>
         <w:t>Liljekonvalj</w:t>
       </w:r>
       <w:r>
@@ -651,7 +680,7 @@
     </w:p>
     <w:p>
       <w:r>
-        <w:t>Följande typiska arter har sina livsmiljöer och växtplatser i den avverkningsanmälda skogen: gul taggsvamp (VU, T), knärot (VU, T, §8), dofttaggsvamp (NT, T), gropticka (NT, T), rynkskinn (NT, T), tretåig hackspett (NT, T, §4), ullticka (NT, T), vedtrappmossa (NT, T), vårärt (NT, T), blåmossa (S, T), bollvitmossa (S, T), tibast (S, T), trådticka (S, T), vedticka (S, T), blåsippa (T, §9) och liljekonvalj (T).</w:t>
+        <w:t>Följande typiska arter har sina livsmiljöer och växtplatser i den avverkningsanmälda skogen: gul taggsvamp (VU, T), knärot (VU, T, §8), dofttaggsvamp (NT, T), gropticka (NT, T), rynkskinn (NT, T), tretåig hackspett (NT, T, §4), ullticka (NT, T), vedtrappmossa (NT, T), vårärt (NT, T), blåmossa (S, T), bollvitmossa (S, T), tibast (S, T), trådticka (S, T), vedticka (S, T), blåsippa (T, §9), kransmossa (T) och liljekonvalj (T).</w:t>
       </w:r>
     </w:p>
     <w:p>
@@ -1532,7 +1561,7 @@
     <w:r>
       <w:tab/>
       <w:tab/>
-      <w:t>2026-10-26</w:t>
+      <w:t>2026-10-27</w:t>
       <w:br/>
       <w:br/>
     </w:r>

--- a/tillsyn/A 57321-2024 tillsynsbegäran.docx
+++ b/tillsyn/A 57321-2024 tillsynsbegäran.docx
@@ -1561,7 +1561,7 @@
     <w:r>
       <w:tab/>
       <w:tab/>
-      <w:t>2026-10-27</w:t>
+      <w:t>2026-10-28</w:t>
       <w:br/>
       <w:br/>
     </w:r>

--- a/tillsyn/A 57321-2024 tillsynsbegäran.docx
+++ b/tillsyn/A 57321-2024 tillsynsbegäran.docx
@@ -1561,7 +1561,7 @@
     <w:r>
       <w:tab/>
       <w:tab/>
-      <w:t>2026-10-28</w:t>
+      <w:t>2026-10-29</w:t>
       <w:br/>
       <w:br/>
     </w:r>

--- a/tillsyn/A 57321-2024 tillsynsbegäran.docx
+++ b/tillsyn/A 57321-2024 tillsynsbegäran.docx
@@ -1561,7 +1561,7 @@
     <w:r>
       <w:tab/>
       <w:tab/>
-      <w:t>2026-10-29</w:t>
+      <w:t>2026-10-31</w:t>
       <w:br/>
       <w:br/>
     </w:r>
